--- a/ППННИР/2.1 Направления.docx
+++ b/ППННИР/2.1 Направления.docx
@@ -24,38 +24,47 @@
       </w:r>
     </w:p>
     <w:p>
-      <w:r>
-        <w:t>Внедрение цифровых технологий в научную и образовательную деятельность открывает множество возможностей, порождающих новые вызовы. Анализ сочетания классической методологии и современных трансформационных тенденций</w:t>
-      </w:r>
-      <w:r>
+      <w:pPr>
         <w:rPr>
-          <w:lang w:val="en-US"/>
+          <w:b/>
+          <w:bCs/>
         </w:rPr>
+      </w:pPr>
+      <w:r>
+        <w:t xml:space="preserve">Цифровые технологии представляют собой совокупность процессов, методов и средств, базирующихся на применении вычислительных систем для обработки, хранения и передачи информации в цифровом виде. </w:t>
+      </w:r>
+      <w:r>
+        <w:t>К</w:t>
+      </w:r>
+      <w:r>
+        <w:t xml:space="preserve"> цифровым технологиям относятся технологии сбора, обработки, хранения и передачи информации в электронном виде, включая большие данные, искусственный интеллект, распределённые реестры, системы распределённых вычислений, технологии виртуальной и дополненной реальности</w:t>
+      </w:r>
+      <w:r>
         <w:t> </w:t>
       </w:r>
       <w:r>
         <w:t>[</w:t>
       </w:r>
       <w:r>
-        <w:t>2</w:t>
-      </w:r>
-      <w:r>
-        <w:t xml:space="preserve">] </w:t>
-      </w:r>
-      <w:r>
-        <w:t>позволяет выделить ключевые направления научных исследований, их факторы, определяющие динамику. Новиковы подчёркивают, что современная наука производит знаковые формы, например, алгоритмы модели, базы данных, отражающие сложные закономерности и процессы. К тому же, цифровые технологии позволяют реализовать масштабные системы анализа больших объемов данных, к ним относят: машинное обучение, нейросети, распределённые вычисления</w:t>
-      </w:r>
-      <w:r>
-        <w:rPr>
-          <w:lang w:val="en-US"/>
-        </w:rPr>
-        <w:t> </w:t>
-      </w:r>
-      <w:r>
-        <w:t>[</w:t>
-      </w:r>
-      <w:r>
-        <w:t>2</w:t>
+        <w:t>4</w:t>
+      </w:r>
+      <w:r>
+        <w:t xml:space="preserve">]. </w:t>
+      </w:r>
+      <w:r>
+        <w:t>Дополнительно</w:t>
+      </w:r>
+      <w:r>
+        <w:t xml:space="preserve"> определя</w:t>
+      </w:r>
+      <w:r>
+        <w:t>ю</w:t>
+      </w:r>
+      <w:r>
+        <w:t>т, что цифровые технологии включают программные, аппаратные и иные решения, направленные на создание новых продуктов и услуг на основе цифровых данных [</w:t>
+      </w:r>
+      <w:r>
+        <w:t>5</w:t>
       </w:r>
       <w:r>
         <w:t>].</w:t>
@@ -63,103 +72,101 @@
     </w:p>
     <w:p>
       <w:r>
-        <w:t>Модель является знаковой формой науки, которая может быть формализована, протестирована и развита. Со стороны цифровой трансформации направление можно расширить: математическое и компьютерное моделирование сложных технических, социальных систем, виртуальные лаборатории, виртуальные и дополненные реальности как платформа для проведения экспериментов.</w:t>
+        <w:t>Внедрение цифровых технологий охватывает различные сферы деятельности: науку, образование, промышленность, здравоохранение, государственное управление. В научной области применение данных технологий позволяет обрабатывать массивы информации, выявлять скрытые закономерности и ускорять получение результатов. В образовании цифровизация обеспечивает создание гибких форматов обучения, доступ к материалам независимо от местоположения и возможность индивидуализации учебных траекторий. В промышленности технологии способствуют автоматизации процессов, оптимизации производства и разработке цифровых двойников. Внедрение в медицине улучшает диагностику, персонализирует лечение и повышает точность медицинских процедур.</w:t>
       </w:r>
     </w:p>
     <w:p>
-      <w:r>
-        <w:t>Исследователи зачастую пользуются потоками информации, базами данных и знаковыми структурами для формирования научных знаний </w:t>
-      </w:r>
-      <w:r>
-        <w:t xml:space="preserve">[1]. </w:t>
+      <w:pPr>
+        <w:rPr>
+          <w:b/>
+          <w:bCs/>
+        </w:rPr>
+      </w:pPr>
+      <w:r>
+        <w:t>Анализ современного состояния цифровизации науки и образования позволяет выделить три ключевых направления внедрения технологий, демонстрирующих разнообразие доступных решений и их влияние на научно-образовательную среду.</w:t>
+      </w:r>
+      <w:r>
+        <w:rPr>
+          <w:b/>
+          <w:bCs/>
+        </w:rPr>
+        <w:t xml:space="preserve"> </w:t>
+      </w:r>
+      <w:r>
+        <w:t xml:space="preserve">Первое направление связано с искусственным интеллектом и машинным обучением. Алгоритмы машинного обучения позволяют обрабатывать большие объёмы данных, строить прогнозные </w:t>
+      </w:r>
+      <w:r>
+        <w:lastRenderedPageBreak/>
+        <w:t>модели и выявлять закономерности, недоступные для ручного анализа. Нейронные сети применяются в медицинской диагностике для распознавания патологий на снимках, в материаловедении для предсказания свойств новых соединений, в климатическом моделировании для прогнозирования изменений окружающей среды. Данное направление обеспечивает переход от трудоёмкого ручного анализа к автоматизированным методам, что повышает точность и воспроизводимость результатов</w:t>
+      </w:r>
+      <w:r>
+        <w:t> </w:t>
+      </w:r>
+      <w:r>
+        <w:t>[</w:t>
+      </w:r>
+      <w:r>
+        <w:t>2</w:t>
+      </w:r>
+      <w:r>
+        <w:t>].</w:t>
+      </w:r>
+      <w:r>
+        <w:rPr>
+          <w:b/>
+          <w:bCs/>
+        </w:rPr>
+        <w:t xml:space="preserve"> </w:t>
+      </w:r>
+      <w:r>
+        <w:t>Второе направление охватывает работу с большими данными и распределёнными вычислениями. Облачные платформы предоставляют доступ к вычислительным ресурсам, необходимым для обработки информации в реальном времени. Высокопроизводительные системы позволяют выполнять расчёты, которые ранее требовали значительных временных затрат. Это проявляется в создании цифровых двойников технических систем, расширенных экспериментальных моделей и симуляций сложных процессов. Распределённые вычисления дают возможность проводить масштабные научные проекты, объединяя вычислительные мощности множества участников.</w:t>
+      </w:r>
+      <w:r>
+        <w:rPr>
+          <w:b/>
+          <w:bCs/>
+        </w:rPr>
+        <w:t xml:space="preserve"> </w:t>
       </w:r>
     </w:p>
     <w:p>
       <w:r>
-        <w:t xml:space="preserve">Развитие искусственного интеллекта становится одним из наиболее заметных направлений в современной научной среде. Алгоритмы машинного обучения позволяют выявлять скрытые закономерности в данных, строить прогнозные модели и ускорять получение научных результатов. Благодаря этому исследования получают возможность переходить от трудоёмкого ручного анализа к автоматизированным вычислительным методам, что особенно важно в областях с большими потоками информации </w:t>
-      </w:r>
-      <w:r>
-        <w:t xml:space="preserve">– </w:t>
-      </w:r>
-      <w:r>
-        <w:t xml:space="preserve">медицинской диагностике, материаловедении, климатическом моделировании и </w:t>
-      </w:r>
-      <w:r>
-        <w:lastRenderedPageBreak/>
-        <w:t>инженерных задачах. Вследствие этого научные проекты становятся более масштабными, а обработка данных</w:t>
-      </w:r>
-      <w:r>
-        <w:t xml:space="preserve"> </w:t>
-      </w:r>
-      <w:r>
-        <w:t>более точной и воспроизводимой.</w:t>
+        <w:t>Третье направление представлено виртуальными лабораториями и технологиями виртуальной и дополненной реальности. Виртуальные среды позволяют отрабатывать экспериментальные процедуры в безопасных условиях, визуализировать сложные модели и взаимодействовать с объектами исследования наглядным образом. В образовательной практике данные технологии делают доступными дорогостоящие или опасные эксперименты, которые невозможно провести в обычных условиях. Виртуальные лаборатории расширяют возможности обучения и исследовательской деятельности, снижая затраты на оборудование и обеспечивая гибкость проведения экспериментов</w:t>
+      </w:r>
+      <w:r>
+        <w:t>.</w:t>
       </w:r>
     </w:p>
     <w:p>
-      <w:r>
-        <w:t>Большие данные и распределённые вычисления формируют основу для развития новых подходов к моделированию сложных систем. Поддержка облачных технологий делает возможной работу с информацией в реальном времени, а высокопроизводительные вычислительные платформы используются для расчёта параметров, которые раньше требовали значительных временных ресурсо</w:t>
-      </w:r>
-      <w:r>
-        <w:t>в </w:t>
-      </w:r>
-      <w:r>
-        <w:t>[</w:t>
-      </w:r>
-      <w:r>
-        <w:t>2</w:t>
-      </w:r>
-      <w:r>
-        <w:t>]. В научной практике это проявляется в создании цифровых двойников, расширенных экспериментальных моделей</w:t>
-      </w:r>
-      <w:r>
+      <w:pPr>
+        <w:rPr>
+          <w:b/>
+          <w:bCs/>
+        </w:rPr>
+      </w:pPr>
+      <w:r>
+        <w:t xml:space="preserve">Внедрение цифровых технологий сопровождается определёнными вызовами. Необходимо развивать инфраструктуру, разрабатывать новые методики работы с данными, повышать квалификацию специалистов и соблюдать этические нормы при использовании информации. Решение </w:t>
+      </w:r>
+      <w:r>
+        <w:lastRenderedPageBreak/>
+        <w:t>данных задач напрямую влияет на эффективность цифровой трансформации научной и образовательной среды.</w:t>
+      </w:r>
+      <w:r>
+        <w:rPr>
+          <w:b/>
+          <w:bCs/>
+        </w:rPr>
+        <w:t xml:space="preserve"> </w:t>
+      </w:r>
+      <w:r>
+        <w:t>Вследствие происходящих изменений цифровые технологии становятся основой для развития современной науки и образования, расширяя возможности аналитики, автоматизации и моделирования сложных систем</w:t>
+      </w:r>
+      <w:r>
+        <w:rPr>
+          <w:b/>
+          <w:bCs/>
+        </w:rPr>
         <w:t>.</w:t>
-      </w:r>
-    </w:p>
-    <w:p>
-      <w:r>
-        <w:t xml:space="preserve">Существенную роль играют и виртуальные инструменты, способные заменить или дополнить традиционные лабораторные условия. Виртуальная и дополненная реальность позволяют исследователям взаимодействовать с моделями наглядно и отрабатывать экспериментальные процедуры в безопасной среде. </w:t>
-      </w:r>
-    </w:p>
-    <w:p>
-      <w:r>
-        <w:t>К тому же,</w:t>
-      </w:r>
-      <w:r>
-        <w:t xml:space="preserve"> направление связано с автоматизацией научных и лабораторных процессов. Роботизированные комплексы, системы поддержки экспериментов и интеллектуальные алгоритмы планирования позволяют выполнять многочисленные операции без участия человека. В научных лабораториях автоматизация обеспечивает точность, стабильность результатов и возможность круглосуточной работы оборудования, что повышает объём выполняемых исследований и ускоряет получение выводов. </w:t>
-      </w:r>
-    </w:p>
-    <w:p>
-      <w:r>
-        <w:t>Цифровизация постепенно меняет и образовательную среду. Электронное обучение, гибридные форматы и адаптивные платформы поддерживают индивидуальные траектории развития студентов. Интерактивные ресурсы и онлайн-курсы помогают сделать обучение гибким, а современные цифровые инструменты расширяют доступ к материалам вне зависимости от места нахождения обучающегося.</w:t>
-      </w:r>
-    </w:p>
-    <w:p>
-      <w:r>
-        <w:t xml:space="preserve">Возрастающее влияние цифровых технологий сопровождается и определёнными вызовами. Среди них отмечаются необходимость </w:t>
-      </w:r>
-      <w:r>
-        <w:t>развития</w:t>
-      </w:r>
-      <w:r>
-        <w:t xml:space="preserve"> инфраструктуры, разработка новых методик обучения, повышение </w:t>
-      </w:r>
-      <w:r>
-        <w:lastRenderedPageBreak/>
-        <w:t>квалификации преподавателей и соблюдение этических норм при работе с данными</w:t>
-      </w:r>
-      <w:r>
-        <w:rPr>
-          <w:lang w:val="en-US"/>
-        </w:rPr>
-        <w:t> </w:t>
-      </w:r>
-      <w:r>
-        <w:t>[1]. Решение этих задач напрямую влияет на качество цифровой трансформации и скорость её внедрения в научные и образовательные организации.</w:t>
-      </w:r>
-    </w:p>
-    <w:p>
-      <w:r>
-        <w:t>Вследствие происходящих изменений цифровые технологии превращаются в ключевой инструмент развития современной науки и образования. Их применение расширяет возможности аналитики, автоматизации и моделирования, создавая основу для формирования более эффективной и гибкой научно-образовательной среды.</w:t>
       </w:r>
     </w:p>
     <w:p>
@@ -267,70 +274,22 @@
         <w:rPr>
           <w:lang w:val="en-US"/>
         </w:rPr>
-        <w:t>How AI and machine learning can improve scientific data handling // Technology</w:t>
-      </w:r>
+        <w:t>How AI and machine learning can improve scientific data handling // Technology Networks. – URL: https://www.technologynetworks.com/informatics/lists/how-ai-and-machine-learning-can-improve-scientific-data-handling-389910 (</w:t>
+      </w:r>
+      <w:proofErr w:type="spellStart"/>
+      <w:r>
+        <w:rPr>
+          <w:lang w:val="en-US"/>
+        </w:rPr>
+        <w:t>дата</w:t>
+      </w:r>
+      <w:proofErr w:type="spellEnd"/>
       <w:r>
         <w:rPr>
           <w:lang w:val="en-US"/>
         </w:rPr>
         <w:t> </w:t>
       </w:r>
-      <w:r>
-        <w:rPr>
-          <w:lang w:val="en-US"/>
-        </w:rPr>
-        <w:t>Networks.</w:t>
-      </w:r>
-      <w:r>
-        <w:rPr>
-          <w:lang w:val="en-US"/>
-        </w:rPr>
-        <w:t> </w:t>
-      </w:r>
-      <w:r>
-        <w:rPr>
-          <w:lang w:val="en-US"/>
-        </w:rPr>
-        <w:t>–</w:t>
-      </w:r>
-      <w:r>
-        <w:rPr>
-          <w:lang w:val="en-US"/>
-        </w:rPr>
-        <w:t> </w:t>
-      </w:r>
-      <w:r>
-        <w:rPr>
-          <w:lang w:val="en-US"/>
-        </w:rPr>
-        <w:t>URL:</w:t>
-      </w:r>
-      <w:r>
-        <w:rPr>
-          <w:lang w:val="en-US"/>
-        </w:rPr>
-        <w:t> </w:t>
-      </w:r>
-      <w:r>
-        <w:rPr>
-          <w:lang w:val="en-US"/>
-        </w:rPr>
-        <w:t>https://www.technologynetworks.com/informatics/lists/how-ai-and-machine-learning-can-improve-scientific-data-handling-389910 (</w:t>
-      </w:r>
-      <w:proofErr w:type="spellStart"/>
-      <w:r>
-        <w:rPr>
-          <w:lang w:val="en-US"/>
-        </w:rPr>
-        <w:t>дата</w:t>
-      </w:r>
-      <w:proofErr w:type="spellEnd"/>
-      <w:r>
-        <w:rPr>
-          <w:lang w:val="en-US"/>
-        </w:rPr>
-        <w:t> </w:t>
-      </w:r>
       <w:proofErr w:type="spellStart"/>
       <w:r>
         <w:rPr>
@@ -343,23 +302,314 @@
         <w:rPr>
           <w:lang w:val="en-US"/>
         </w:rPr>
-        <w:t>:</w:t>
+        <w:t>: 19.11.2025).</w:t>
+      </w:r>
+    </w:p>
+    <w:p>
+      <w:pPr>
+        <w:pStyle w:val="a0"/>
+        <w:numPr>
+          <w:ilvl w:val="0"/>
+          <w:numId w:val="16"/>
+        </w:numPr>
+        <w:ind w:left="0" w:firstLine="709"/>
+      </w:pPr>
+      <w:r>
+        <w:t xml:space="preserve">Указ Президента РФ от 9 мая 2017 г. № 203 «О Стратегии развития информационного общества в Российской Федерации на 2017–2030 годы» // Официальный интернет-портал правовой информации. – </w:t>
       </w:r>
       <w:r>
         <w:rPr>
           <w:lang w:val="en-US"/>
         </w:rPr>
-        <w:t> </w:t>
+        <w:t>URL</w:t>
+      </w:r>
+      <w:r>
+        <w:t xml:space="preserve">: </w:t>
       </w:r>
       <w:r>
         <w:rPr>
           <w:lang w:val="en-US"/>
         </w:rPr>
-        <w:t>19.11.2025).</w:t>
-      </w:r>
+        <w:t>http</w:t>
+      </w:r>
+      <w:r>
+        <w:t>://</w:t>
+      </w:r>
+      <w:proofErr w:type="spellStart"/>
+      <w:r>
+        <w:rPr>
+          <w:lang w:val="en-US"/>
+        </w:rPr>
+        <w:t>pravo</w:t>
+      </w:r>
+      <w:proofErr w:type="spellEnd"/>
+      <w:r>
+        <w:t>.</w:t>
+      </w:r>
+      <w:r>
+        <w:rPr>
+          <w:lang w:val="en-US"/>
+        </w:rPr>
+        <w:t>gov</w:t>
+      </w:r>
+      <w:r>
+        <w:t>.</w:t>
+      </w:r>
+      <w:proofErr w:type="spellStart"/>
+      <w:r>
+        <w:rPr>
+          <w:lang w:val="en-US"/>
+        </w:rPr>
+        <w:t>ru</w:t>
+      </w:r>
+      <w:proofErr w:type="spellEnd"/>
+      <w:r>
+        <w:t>/ (дата обращения: 28.11.2025).</w:t>
+      </w:r>
+    </w:p>
+    <w:p>
+      <w:pPr>
+        <w:pStyle w:val="a0"/>
+        <w:numPr>
+          <w:ilvl w:val="0"/>
+          <w:numId w:val="16"/>
+        </w:numPr>
+        <w:ind w:left="0" w:firstLine="709"/>
+      </w:pPr>
+      <w:r>
+        <w:t xml:space="preserve">Федеральный закон от 31 июля 2020 г. № 258-ФЗ «Об экспериментальных правовых режимах в сфере цифровых инноваций в Российской Федерации» // Официальный интернет-портал правовой информации. – </w:t>
+      </w:r>
+      <w:r>
+        <w:rPr>
+          <w:lang w:val="en-US"/>
+        </w:rPr>
+        <w:t>URL</w:t>
+      </w:r>
+      <w:r>
+        <w:t xml:space="preserve">: </w:t>
+      </w:r>
+      <w:r>
+        <w:rPr>
+          <w:lang w:val="en-US"/>
+        </w:rPr>
+        <w:t>http</w:t>
+      </w:r>
+      <w:r>
+        <w:t>://</w:t>
+      </w:r>
+      <w:proofErr w:type="spellStart"/>
+      <w:r>
+        <w:rPr>
+          <w:lang w:val="en-US"/>
+        </w:rPr>
+        <w:t>pravo</w:t>
+      </w:r>
+      <w:proofErr w:type="spellEnd"/>
+      <w:r>
+        <w:t>.</w:t>
+      </w:r>
+      <w:r>
+        <w:rPr>
+          <w:lang w:val="en-US"/>
+        </w:rPr>
+        <w:t>gov</w:t>
+      </w:r>
+      <w:r>
+        <w:t>.</w:t>
+      </w:r>
+      <w:proofErr w:type="spellStart"/>
+      <w:r>
+        <w:rPr>
+          <w:lang w:val="en-US"/>
+        </w:rPr>
+        <w:t>ru</w:t>
+      </w:r>
+      <w:proofErr w:type="spellEnd"/>
+      <w:r>
+        <w:t>/ (дата обращения: 28.11.2025).</w:t>
+      </w:r>
+    </w:p>
+    <w:p>
+      <w:pPr>
+        <w:pStyle w:val="a0"/>
+        <w:numPr>
+          <w:ilvl w:val="0"/>
+          <w:numId w:val="16"/>
+        </w:numPr>
+        <w:ind w:left="0" w:firstLine="709"/>
+      </w:pPr>
+      <w:r>
+        <w:t xml:space="preserve">Указ Президента РФ от 1 декабря 2016 г. № 642 «О Стратегии научно-технологического развития Российской Федерации» // Официальный интернет-портал правовой информации. – URL: </w:t>
+      </w:r>
+      <w:hyperlink r:id="rId8" w:history="1">
+        <w:r>
+          <w:rPr>
+            <w:rStyle w:val="af7"/>
+          </w:rPr>
+          <w:t>http://pravo.gov.ru/</w:t>
+        </w:r>
+      </w:hyperlink>
+      <w:r>
+        <w:t xml:space="preserve"> (дата обращения: 29.11.2025).</w:t>
+      </w:r>
+    </w:p>
+    <w:p>
+      <w:pPr>
+        <w:pStyle w:val="a0"/>
+        <w:numPr>
+          <w:ilvl w:val="0"/>
+          <w:numId w:val="16"/>
+        </w:numPr>
+        <w:ind w:left="0" w:firstLine="709"/>
+      </w:pPr>
+      <w:r>
+        <w:t xml:space="preserve">Фонд «Сколково». Официальный сайт. – URL: </w:t>
+      </w:r>
+      <w:hyperlink r:id="rId9" w:history="1">
+        <w:r>
+          <w:rPr>
+            <w:rStyle w:val="af7"/>
+          </w:rPr>
+          <w:t>https://sk.ru/</w:t>
+        </w:r>
+      </w:hyperlink>
+      <w:r>
+        <w:t xml:space="preserve"> (дата обращения: 29.11.2025).</w:t>
+      </w:r>
+    </w:p>
+    <w:p>
+      <w:pPr>
+        <w:pStyle w:val="a0"/>
+        <w:numPr>
+          <w:ilvl w:val="0"/>
+          <w:numId w:val="16"/>
+        </w:numPr>
+        <w:ind w:left="0" w:firstLine="709"/>
+      </w:pPr>
+      <w:r>
+        <w:t xml:space="preserve">Университет Иннополис. Официальный сайт. – URL: </w:t>
+      </w:r>
+      <w:hyperlink r:id="rId10" w:history="1">
+        <w:r>
+          <w:rPr>
+            <w:rStyle w:val="af7"/>
+          </w:rPr>
+          <w:t>https://innopolis.university/</w:t>
+        </w:r>
+      </w:hyperlink>
+      <w:r>
+        <w:t xml:space="preserve"> (дата обращения: 29.11.2025).</w:t>
+      </w:r>
+    </w:p>
+    <w:p>
+      <w:pPr>
+        <w:pStyle w:val="a0"/>
+        <w:numPr>
+          <w:ilvl w:val="0"/>
+          <w:numId w:val="16"/>
+        </w:numPr>
+        <w:ind w:left="0" w:firstLine="709"/>
+      </w:pPr>
+      <w:r>
+        <w:lastRenderedPageBreak/>
+        <w:t xml:space="preserve">Разработка роботизированной системы для автоматизации процессов обучения студентов [Электронный ресурс] // Инновационный вектор Томского государственного университета. – URL: </w:t>
+      </w:r>
+      <w:hyperlink r:id="rId11" w:history="1">
+        <w:r>
+          <w:rPr>
+            <w:rStyle w:val="af7"/>
+          </w:rPr>
+          <w:t>https://innovector.tsu.ru/initiatives/page/4187/</w:t>
+        </w:r>
+      </w:hyperlink>
+      <w:r>
+        <w:t xml:space="preserve"> (дата обращения: 29.11.2025).</w:t>
+      </w:r>
+    </w:p>
+    <w:p>
+      <w:pPr>
+        <w:pStyle w:val="a0"/>
+        <w:numPr>
+          <w:ilvl w:val="0"/>
+          <w:numId w:val="16"/>
+        </w:numPr>
+        <w:ind w:left="0" w:firstLine="709"/>
+      </w:pPr>
+      <w:r>
+        <w:t xml:space="preserve">Портфель проектов [Электронный ресурс] // Университет Иннополис. – URL: </w:t>
+      </w:r>
+      <w:hyperlink r:id="rId12" w:history="1">
+        <w:r>
+          <w:rPr>
+            <w:rStyle w:val="af7"/>
+          </w:rPr>
+          <w:t>https://innopolis.university/portfel-proektov/</w:t>
+        </w:r>
+      </w:hyperlink>
+      <w:r>
+        <w:t xml:space="preserve"> (дата обращения: 29.11.2025).</w:t>
+      </w:r>
+    </w:p>
+    <w:p>
+      <w:pPr>
+        <w:pStyle w:val="a0"/>
+        <w:numPr>
+          <w:ilvl w:val="0"/>
+          <w:numId w:val="16"/>
+        </w:numPr>
+        <w:ind w:left="0" w:firstLine="709"/>
+      </w:pPr>
+      <w:r>
+        <w:t xml:space="preserve">Разработка системы обучения с подкреплением для манипуляционных роботов [Электронный ресурс] // Инженерная школа ТУСУР. – URL: </w:t>
+      </w:r>
+      <w:hyperlink r:id="rId13" w:history="1">
+        <w:r>
+          <w:rPr>
+            <w:rStyle w:val="af7"/>
+          </w:rPr>
+          <w:t>https://engineers.tusur.ru/projects/aa442f3e-8271-4ac9-b136-262a5210016b</w:t>
+        </w:r>
+      </w:hyperlink>
+      <w:r>
+        <w:t xml:space="preserve"> (дата обращения: 29.11.2025).</w:t>
+      </w:r>
+    </w:p>
+    <w:p>
+      <w:pPr>
+        <w:pStyle w:val="a0"/>
+        <w:numPr>
+          <w:ilvl w:val="0"/>
+          <w:numId w:val="16"/>
+        </w:numPr>
+        <w:ind w:left="0" w:firstLine="709"/>
+      </w:pPr>
+      <w:r>
+        <w:t xml:space="preserve">Университетский стартап из Казани разработал среду обучения механических роботов [Электронный ресурс] // Универсальные технологии предпринимательства. – 09.07.2024. – URL: </w:t>
+      </w:r>
+      <w:hyperlink r:id="rId14" w:history="1">
+        <w:r>
+          <w:rPr>
+            <w:rStyle w:val="af7"/>
+          </w:rPr>
+          <w:t>https://univertechpred.ru/novosti/20240709-universitetskiy-startap-iz-kazani-razrabotal-sredu-obucheniya-mekhanicheskikh-robotov/</w:t>
+        </w:r>
+      </w:hyperlink>
+      <w:r>
+        <w:t xml:space="preserve"> (дата обращения: 29.11.2025).</w:t>
+      </w:r>
+    </w:p>
+    <w:p>
+      <w:pPr>
+        <w:pStyle w:val="a0"/>
+        <w:numPr>
+          <w:ilvl w:val="0"/>
+          <w:numId w:val="16"/>
+        </w:numPr>
+        <w:ind w:left="0" w:firstLine="709"/>
+      </w:pPr>
     </w:p>
     <w:sectPr>
-      <w:footerReference w:type="default" r:id="rId8"/>
+      <w:footerReference w:type="default" r:id="rId15"/>
       <w:pgSz w:w="11906" w:h="16838"/>
       <w:pgMar w:top="1134" w:right="850" w:bottom="1134" w:left="1701" w:header="708" w:footer="708" w:gutter="0"/>
       <w:cols w:space="708"/>
@@ -449,6 +699,119 @@
 <file path=word/numbering.xml><?xml version="1.0" encoding="utf-8"?>
 <w:numbering xmlns:wpc="http://schemas.microsoft.com/office/word/2010/wordprocessingCanvas" xmlns:cx="http://schemas.microsoft.com/office/drawing/2014/chartex" xmlns:cx1="http://schemas.microsoft.com/office/drawing/2015/9/8/chartex" xmlns:cx2="http://schemas.microsoft.com/office/drawing/2015/10/21/chartex" xmlns:cx3="http://schemas.microsoft.com/office/drawing/2016/5/9/chartex" xmlns:cx4="http://schemas.microsoft.com/office/drawing/2016/5/10/chartex" xmlns:cx5="http://schemas.microsoft.com/office/drawing/2016/5/11/chartex" xmlns:cx6="http://schemas.microsoft.com/office/drawing/2016/5/12/chartex" xmlns:cx7="http://schemas.microsoft.com/office/drawing/2016/5/13/chartex" xmlns:cx8="http://schemas.microsoft.com/office/drawing/2016/5/14/chartex" xmlns:mc="http://schemas.openxmlformats.org/markup-compatibility/2006" xmlns:aink="http://schemas.microsoft.com/office/drawing/2016/ink" xmlns:am3d="http://schemas.microsoft.com/office/drawing/2017/model3d" xmlns:o="urn:schemas-microsoft-com:office:office" xmlns:oel="http://schemas.microsoft.com/office/2019/extlst" xmlns:r="http://schemas.openxmlformats.org/officeDocument/2006/relationships" xmlns:m="http://schemas.openxmlformats.org/officeDocument/2006/math" xmlns:v="urn:schemas-microsoft-com:vml" xmlns:wp14="http://schemas.microsoft.com/office/word/2010/wordprocessingDrawing" xmlns:wp="http://schemas.openxmlformats.org/drawingml/2006/wordprocessingDrawing" xmlns:w10="urn:schemas-microsoft-com:office:word" xmlns:w="http://schemas.openxmlformats.org/wordprocessingml/2006/main" xmlns:w14="http://schemas.microsoft.com/office/word/2010/wordml" xmlns:w15="http://schemas.microsoft.com/office/word/2012/wordml" xmlns:w16cex="http://schemas.microsoft.com/office/word/2018/wordml/cex" xmlns:w16cid="http://schemas.microsoft.com/office/word/2016/wordml/cid" xmlns:w16="http://schemas.microsoft.com/office/word/2018/wordml" xmlns:w16sdtdh="http://schemas.microsoft.com/office/word/2020/wordml/sdtdatahash" xmlns:w16se="http://schemas.microsoft.com/office/word/2015/wordml/symex" xmlns:wpg="http://schemas.microsoft.com/office/word/2010/wordprocessingGroup" xmlns:wpi="http://schemas.microsoft.com/office/word/2010/wordprocessingInk" xmlns:wne="http://schemas.microsoft.com/office/word/2006/wordml" xmlns:wps="http://schemas.microsoft.com/office/word/2010/wordprocessingShape" mc:Ignorable="w14 w15 w16se w16cid w16 w16cex w16sdtdh wp14">
   <w:abstractNum w:abstractNumId="0" w15:restartNumberingAfterBreak="0">
+    <w:nsid w:val="091A6CEA"/>
+    <w:multiLevelType w:val="multilevel"/>
+    <w:tmpl w:val="5B565566"/>
+    <w:lvl w:ilvl="0">
+      <w:start w:val="1"/>
+      <w:numFmt w:val="decimal"/>
+      <w:lvlText w:val="%1."/>
+      <w:lvlJc w:val="left"/>
+      <w:pPr>
+        <w:tabs>
+          <w:tab w:val="num" w:pos="720"/>
+        </w:tabs>
+        <w:ind w:left="720" w:hanging="360"/>
+      </w:pPr>
+    </w:lvl>
+    <w:lvl w:ilvl="1" w:tentative="1">
+      <w:start w:val="1"/>
+      <w:numFmt w:val="decimal"/>
+      <w:lvlText w:val="%2."/>
+      <w:lvlJc w:val="left"/>
+      <w:pPr>
+        <w:tabs>
+          <w:tab w:val="num" w:pos="1440"/>
+        </w:tabs>
+        <w:ind w:left="1440" w:hanging="360"/>
+      </w:pPr>
+    </w:lvl>
+    <w:lvl w:ilvl="2" w:tentative="1">
+      <w:start w:val="1"/>
+      <w:numFmt w:val="decimal"/>
+      <w:lvlText w:val="%3."/>
+      <w:lvlJc w:val="left"/>
+      <w:pPr>
+        <w:tabs>
+          <w:tab w:val="num" w:pos="2160"/>
+        </w:tabs>
+        <w:ind w:left="2160" w:hanging="360"/>
+      </w:pPr>
+    </w:lvl>
+    <w:lvl w:ilvl="3" w:tentative="1">
+      <w:start w:val="1"/>
+      <w:numFmt w:val="decimal"/>
+      <w:lvlText w:val="%4."/>
+      <w:lvlJc w:val="left"/>
+      <w:pPr>
+        <w:tabs>
+          <w:tab w:val="num" w:pos="2880"/>
+        </w:tabs>
+        <w:ind w:left="2880" w:hanging="360"/>
+      </w:pPr>
+    </w:lvl>
+    <w:lvl w:ilvl="4" w:tentative="1">
+      <w:start w:val="1"/>
+      <w:numFmt w:val="decimal"/>
+      <w:lvlText w:val="%5."/>
+      <w:lvlJc w:val="left"/>
+      <w:pPr>
+        <w:tabs>
+          <w:tab w:val="num" w:pos="3600"/>
+        </w:tabs>
+        <w:ind w:left="3600" w:hanging="360"/>
+      </w:pPr>
+    </w:lvl>
+    <w:lvl w:ilvl="5" w:tentative="1">
+      <w:start w:val="1"/>
+      <w:numFmt w:val="decimal"/>
+      <w:lvlText w:val="%6."/>
+      <w:lvlJc w:val="left"/>
+      <w:pPr>
+        <w:tabs>
+          <w:tab w:val="num" w:pos="4320"/>
+        </w:tabs>
+        <w:ind w:left="4320" w:hanging="360"/>
+      </w:pPr>
+    </w:lvl>
+    <w:lvl w:ilvl="6" w:tentative="1">
+      <w:start w:val="1"/>
+      <w:numFmt w:val="decimal"/>
+      <w:lvlText w:val="%7."/>
+      <w:lvlJc w:val="left"/>
+      <w:pPr>
+        <w:tabs>
+          <w:tab w:val="num" w:pos="5040"/>
+        </w:tabs>
+        <w:ind w:left="5040" w:hanging="360"/>
+      </w:pPr>
+    </w:lvl>
+    <w:lvl w:ilvl="7" w:tentative="1">
+      <w:start w:val="1"/>
+      <w:numFmt w:val="decimal"/>
+      <w:lvlText w:val="%8."/>
+      <w:lvlJc w:val="left"/>
+      <w:pPr>
+        <w:tabs>
+          <w:tab w:val="num" w:pos="5760"/>
+        </w:tabs>
+        <w:ind w:left="5760" w:hanging="360"/>
+      </w:pPr>
+    </w:lvl>
+    <w:lvl w:ilvl="8" w:tentative="1">
+      <w:start w:val="1"/>
+      <w:numFmt w:val="decimal"/>
+      <w:lvlText w:val="%9."/>
+      <w:lvlJc w:val="left"/>
+      <w:pPr>
+        <w:tabs>
+          <w:tab w:val="num" w:pos="6480"/>
+        </w:tabs>
+        <w:ind w:left="6480" w:hanging="360"/>
+      </w:pPr>
+    </w:lvl>
+  </w:abstractNum>
+  <w:abstractNum w:abstractNumId="1" w15:restartNumberingAfterBreak="0">
     <w:nsid w:val="1A3A658A"/>
     <w:multiLevelType w:val="hybridMultilevel"/>
     <w:tmpl w:val="F606D020"/>
@@ -537,7 +900,7 @@
       </w:pPr>
     </w:lvl>
   </w:abstractNum>
-  <w:abstractNum w:abstractNumId="1" w15:restartNumberingAfterBreak="0">
+  <w:abstractNum w:abstractNumId="2" w15:restartNumberingAfterBreak="0">
     <w:nsid w:val="1AAA1ED4"/>
     <w:multiLevelType w:val="hybridMultilevel"/>
     <w:tmpl w:val="464C5FE2"/>
@@ -627,7 +990,7 @@
       </w:pPr>
     </w:lvl>
   </w:abstractNum>
-  <w:abstractNum w:abstractNumId="2" w15:restartNumberingAfterBreak="0">
+  <w:abstractNum w:abstractNumId="3" w15:restartNumberingAfterBreak="0">
     <w:nsid w:val="2C4458D8"/>
     <w:multiLevelType w:val="hybridMultilevel"/>
     <w:tmpl w:val="B8E4A68C"/>
@@ -714,7 +1077,7 @@
       </w:pPr>
     </w:lvl>
   </w:abstractNum>
-  <w:abstractNum w:abstractNumId="3" w15:restartNumberingAfterBreak="0">
+  <w:abstractNum w:abstractNumId="4" w15:restartNumberingAfterBreak="0">
     <w:nsid w:val="3A30129C"/>
     <w:multiLevelType w:val="hybridMultilevel"/>
     <w:tmpl w:val="2676E6B6"/>
@@ -827,7 +1190,7 @@
       </w:rPr>
     </w:lvl>
   </w:abstractNum>
-  <w:abstractNum w:abstractNumId="4" w15:restartNumberingAfterBreak="0">
+  <w:abstractNum w:abstractNumId="5" w15:restartNumberingAfterBreak="0">
     <w:nsid w:val="3C676D85"/>
     <w:multiLevelType w:val="hybridMultilevel"/>
     <w:tmpl w:val="E4AA005A"/>
@@ -940,7 +1303,7 @@
       </w:rPr>
     </w:lvl>
   </w:abstractNum>
-  <w:abstractNum w:abstractNumId="5" w15:restartNumberingAfterBreak="0">
+  <w:abstractNum w:abstractNumId="6" w15:restartNumberingAfterBreak="0">
     <w:nsid w:val="416D2486"/>
     <w:multiLevelType w:val="hybridMultilevel"/>
     <w:tmpl w:val="D6086D56"/>
@@ -1053,7 +1416,7 @@
       </w:rPr>
     </w:lvl>
   </w:abstractNum>
-  <w:abstractNum w:abstractNumId="6" w15:restartNumberingAfterBreak="0">
+  <w:abstractNum w:abstractNumId="7" w15:restartNumberingAfterBreak="0">
     <w:nsid w:val="68A97717"/>
     <w:multiLevelType w:val="multilevel"/>
     <w:tmpl w:val="AD2C26CA"/>
@@ -1177,7 +1540,7 @@
       </w:rPr>
     </w:lvl>
   </w:abstractNum>
-  <w:abstractNum w:abstractNumId="7" w15:restartNumberingAfterBreak="0">
+  <w:abstractNum w:abstractNumId="8" w15:restartNumberingAfterBreak="0">
     <w:nsid w:val="69400935"/>
     <w:multiLevelType w:val="multilevel"/>
     <w:tmpl w:val="258A7D1E"/>
@@ -1325,7 +1688,7 @@
       </w:rPr>
     </w:lvl>
   </w:abstractNum>
-  <w:abstractNum w:abstractNumId="8" w15:restartNumberingAfterBreak="0">
+  <w:abstractNum w:abstractNumId="9" w15:restartNumberingAfterBreak="0">
     <w:nsid w:val="7C786116"/>
     <w:multiLevelType w:val="multilevel"/>
     <w:tmpl w:val="17C0655A"/>
@@ -1440,52 +1803,52 @@
     </w:lvl>
   </w:abstractNum>
   <w:num w:numId="1" w16cid:durableId="1809201997">
-    <w:abstractNumId w:val="7"/>
+    <w:abstractNumId w:val="8"/>
   </w:num>
   <w:num w:numId="2" w16cid:durableId="81221862">
-    <w:abstractNumId w:val="0"/>
+    <w:abstractNumId w:val="1"/>
   </w:num>
   <w:num w:numId="3" w16cid:durableId="2054840280">
-    <w:abstractNumId w:val="8"/>
+    <w:abstractNumId w:val="9"/>
   </w:num>
   <w:num w:numId="4" w16cid:durableId="439033713">
+    <w:abstractNumId w:val="3"/>
+  </w:num>
+  <w:num w:numId="5" w16cid:durableId="749741427">
     <w:abstractNumId w:val="2"/>
   </w:num>
-  <w:num w:numId="5" w16cid:durableId="749741427">
-    <w:abstractNumId w:val="1"/>
+  <w:num w:numId="6" w16cid:durableId="1939754237">
+    <w:abstractNumId w:val="6"/>
   </w:num>
-  <w:num w:numId="6" w16cid:durableId="1939754237">
+  <w:num w:numId="7" w16cid:durableId="252737785">
+    <w:abstractNumId w:val="4"/>
+  </w:num>
+  <w:num w:numId="8" w16cid:durableId="773522364">
     <w:abstractNumId w:val="5"/>
   </w:num>
-  <w:num w:numId="7" w16cid:durableId="252737785">
+  <w:num w:numId="9" w16cid:durableId="1363483125">
     <w:abstractNumId w:val="3"/>
-  </w:num>
-  <w:num w:numId="8" w16cid:durableId="773522364">
-    <w:abstractNumId w:val="4"/>
-  </w:num>
-  <w:num w:numId="9" w16cid:durableId="1363483125">
-    <w:abstractNumId w:val="2"/>
     <w:lvlOverride w:ilvl="0">
       <w:startOverride w:val="1"/>
     </w:lvlOverride>
   </w:num>
   <w:num w:numId="10" w16cid:durableId="345446074">
-    <w:abstractNumId w:val="2"/>
+    <w:abstractNumId w:val="3"/>
     <w:lvlOverride w:ilvl="0">
       <w:startOverride w:val="1"/>
     </w:lvlOverride>
   </w:num>
   <w:num w:numId="11" w16cid:durableId="1446266010">
-    <w:abstractNumId w:val="6"/>
+    <w:abstractNumId w:val="7"/>
   </w:num>
   <w:num w:numId="12" w16cid:durableId="1551959469">
-    <w:abstractNumId w:val="2"/>
+    <w:abstractNumId w:val="3"/>
     <w:lvlOverride w:ilvl="0">
       <w:startOverride w:val="1"/>
     </w:lvlOverride>
   </w:num>
   <w:num w:numId="13" w16cid:durableId="2104375800">
-    <w:abstractNumId w:val="6"/>
+    <w:abstractNumId w:val="7"/>
     <w:lvlOverride w:ilvl="0">
       <w:startOverride w:val="1"/>
     </w:lvlOverride>
@@ -1497,7 +1860,7 @@
     </w:lvlOverride>
   </w:num>
   <w:num w:numId="14" w16cid:durableId="247347205">
-    <w:abstractNumId w:val="6"/>
+    <w:abstractNumId w:val="7"/>
     <w:lvlOverride w:ilvl="0">
       <w:startOverride w:val="1"/>
     </w:lvlOverride>
@@ -1509,7 +1872,7 @@
     </w:lvlOverride>
   </w:num>
   <w:num w:numId="15" w16cid:durableId="1366439567">
-    <w:abstractNumId w:val="6"/>
+    <w:abstractNumId w:val="7"/>
     <w:lvlOverride w:ilvl="0">
       <w:startOverride w:val="1"/>
     </w:lvlOverride>
@@ -1521,10 +1884,13 @@
     </w:lvlOverride>
   </w:num>
   <w:num w:numId="16" w16cid:durableId="915632154">
-    <w:abstractNumId w:val="2"/>
+    <w:abstractNumId w:val="3"/>
     <w:lvlOverride w:ilvl="0">
       <w:startOverride w:val="1"/>
     </w:lvlOverride>
+  </w:num>
+  <w:num w:numId="17" w16cid:durableId="1201094671">
+    <w:abstractNumId w:val="0"/>
   </w:num>
 </w:numbering>
 </file>
